--- a/docs/DPIA_SCREENING_WORKSHEET.docx
+++ b/docs/DPIA_SCREENING_WORKSHEET.docx
@@ -2324,6 +2324,14 @@
         </w:rPr>
         <w:t xml:space="preserve">Is a full DPIA required for this deployment?</w:t>
       </w:r>
+      <w:r>
+        <w:rPr>
+          <w:rFonts w:ascii="Calibri" w:hAnsi="Calibri"/>
+          <w:b w:val="0"/>
+          <w:sz w:val="21"/>
+        </w:rPr>
+        <w:t xml:space="preserve"> Yes -- mandatory under Article 35(1) for any operational deployment processing non-synthetic or non-aggregated beneficiary data, per this worksheet's own screening result (5 of 9 EDPB WP248 criteria trigger by design: evaluation/scoring, special-category/sensitive data, vulnerable data subjects, innovative technology, cross-border transfer).</w:t>
+      </w:r>
     </w:p>
     <w:tbl>
       <w:tblPr>
@@ -2387,6 +2395,14 @@
         </w:rPr>
         <w:t xml:space="preserve">If yes, DPIA reference / location:</w:t>
       </w:r>
+      <w:r>
+        <w:rPr>
+          <w:rFonts w:ascii="Calibri" w:hAnsi="Calibri"/>
+          <w:b w:val="0"/>
+          <w:sz w:val="21"/>
+        </w:rPr>
+        <w:t xml:space="preserve"> This worksheet, together with docs/GDPR_COMPLIANCE_REVIEW.docx and docs/IMPLEMENTATION_TRACKER.md §1.4's dated remediation log, serves as the DPIA evidence base -- approved subject to the deployment constraints below, pending a fuller standalone instrument if the organization's own DPIA process requires one.</w:t>
+      </w:r>
     </w:p>
     <w:tbl>
       <w:tblPr>
@@ -2449,6 +2465,14 @@
           <w:szCs w:val="21"/>
         </w:rPr>
         <w:t xml:space="preserve">Residual risk determination and any conditions on deployment:</w:t>
+      </w:r>
+      <w:r>
+        <w:rPr>
+          <w:rFonts w:ascii="Calibri" w:hAnsi="Calibri"/>
+          <w:b w:val="0"/>
+          <w:sz w:val="21"/>
+        </w:rPr>
+        <w:t xml:space="preserve"> Approved subject to deployment constraints, not unconditionally. (1) Ollama (local, air-gapped) is the mandated default architecture for any workflow touching protection, incident, or displacement attributes -- cloud LLM providers (OpenRouter, Gemini, OpenAI, Claude) are restricted to anonymized, aggregated, or macro-level geospatial planning data only. (2) Raw PII or exact/household-level GPS coordinates must not enter a cloud provider's context window unless local (Ollama) inference is used. (3) The Hosted-Account feature (F14) must not be used with real beneficiary-adjacent data unless base_url is confirmed to point to the organization's own self-hosted infrastructure, or an Article 28 DPA is executed with whoever operates it first. (4) Field teams must purge local project/global memory before committing a .qgz file to a shared drive or version control (extends F9's documented erasure limitation into an operational SOP).</w:t>
       </w:r>
     </w:p>
     <w:tbl>
